--- a/backend/data/corpus/DOC-20220423-052.docx
+++ b/backend/data/corpus/DOC-20220423-052.docx
@@ -31,7 +31,7 @@
           <w:b/>
           <w:sz w:val="21"/>
         </w:rPr>
-        <w:t>HCP: Ulrike Dellacroix, MD, Silver Creek Medical Group, Allentown, PA (RSM)</w:t>
+        <w:t>HCP: Delphine Kettleborn, MD, Copperfield Neurology Institute, Providence, RI (AR)</w:t>
       </w:r>
     </w:p>
     <w:p>
@@ -46,7 +46,7 @@
         <w:rPr>
           <w:sz w:val="21"/>
         </w:rPr>
-        <w:t>A full conversation between clinic blocks, mostly logistics.</w:t>
+        <w:t>A twenty-minute meeting in the workroom, first one this quarter.</w:t>
       </w:r>
     </w:p>
     <w:p>
@@ -61,7 +61,7 @@
         <w:rPr>
           <w:sz w:val="21"/>
         </w:rPr>
-        <w:t>Most of the discussion was about the referral intake process, which changed again last month.</w:t>
+        <w:t>Benefit verification is the step that most often delays a start here.</w:t>
       </w:r>
     </w:p>
     <w:p>
@@ -76,7 +76,7 @@
         <w:rPr>
           <w:sz w:val="21"/>
         </w:rPr>
-        <w:t>Formulary placement was the only product-adjacent topic, and only in general terms.</w:t>
+        <w:t>Monitoring intervals during titration are set by clinic routine here rather than by protocol.</w:t>
       </w:r>
     </w:p>
     <w:p>
@@ -91,7 +91,7 @@
         <w:rPr>
           <w:sz w:val="21"/>
         </w:rPr>
-        <w:t>Described a preference for slower titration in general, unrelated to any particular patient.</w:t>
+        <w:t>Referral patterns into this clinic have changed, and long-standing patients is a bigger share than it was.</w:t>
       </w:r>
     </w:p>
     <w:sectPr>
